--- a/templates/pretenzii/44_аук_2част_пост_претензия.docx
+++ b/templates/pretenzii/44_аук_2част_пост_претензия.docx
@@ -396,7 +396,7 @@
           <w:sz w:val="24"/>
           <w:szCs w:val="24"/>
         </w:rPr>
-        <w:t xml:space="preserve"> руб. (акт сдачи-приемки Товара на ответственное хранение </w:t>
+        <w:t xml:space="preserve"> руб. ({#номер_дата_акта_отв_хранения}акт сдачи-приемки Товара на ответственное хранение </w:t>
       </w:r>
       <w:r>
         <w:rPr>
@@ -424,7 +424,7 @@
           <w:sz w:val="24"/>
           <w:szCs w:val="24"/>
         </w:rPr>
-        <w:t xml:space="preserve">, документ о приемке </w:t>
+        <w:t xml:space="preserve">, {/номер_дата_акта_отв_хранения}документ о приемке </w:t>
       </w:r>
       <w:r>
         <w:rPr>

--- a/templates/pretenzii/44_аук_2част_пост_претензия.docx
+++ b/templates/pretenzii/44_аук_2част_пост_претензия.docx
@@ -96,7 +96,25 @@
           <w:sz w:val="24"/>
           <w:szCs w:val="24"/>
         </w:rPr>
-        <w:t>{должность_адресата_дат}</w:t>
+        <w:t>{</w:t>
+      </w:r>
+      <w:proofErr w:type="spellStart"/>
+      <w:r>
+        <w:rPr>
+          <w:b/>
+          <w:sz w:val="24"/>
+          <w:szCs w:val="24"/>
+        </w:rPr>
+        <w:t>должность_адресата_дат</w:t>
+      </w:r>
+      <w:proofErr w:type="spellEnd"/>
+      <w:r>
+        <w:rPr>
+          <w:b/>
+          <w:sz w:val="24"/>
+          <w:szCs w:val="24"/>
+        </w:rPr>
+        <w:t>}</w:t>
       </w:r>
     </w:p>
     <w:p>
@@ -114,7 +132,25 @@
           <w:sz w:val="24"/>
           <w:szCs w:val="24"/>
         </w:rPr>
-        <w:t>{наименование_контрагента}</w:t>
+        <w:t>{</w:t>
+      </w:r>
+      <w:proofErr w:type="spellStart"/>
+      <w:r>
+        <w:rPr>
+          <w:b/>
+          <w:sz w:val="24"/>
+          <w:szCs w:val="24"/>
+        </w:rPr>
+        <w:t>наименование_контрагента</w:t>
+      </w:r>
+      <w:proofErr w:type="spellEnd"/>
+      <w:r>
+        <w:rPr>
+          <w:b/>
+          <w:sz w:val="24"/>
+          <w:szCs w:val="24"/>
+        </w:rPr>
+        <w:t>}</w:t>
       </w:r>
     </w:p>
     <w:p>
@@ -132,7 +168,25 @@
           <w:sz w:val="24"/>
           <w:szCs w:val="24"/>
         </w:rPr>
-        <w:t>{фио_адресата_дат}</w:t>
+        <w:t>{</w:t>
+      </w:r>
+      <w:proofErr w:type="spellStart"/>
+      <w:r>
+        <w:rPr>
+          <w:b/>
+          <w:sz w:val="24"/>
+          <w:szCs w:val="24"/>
+        </w:rPr>
+        <w:t>фио_адресата_дат</w:t>
+      </w:r>
+      <w:proofErr w:type="spellEnd"/>
+      <w:r>
+        <w:rPr>
+          <w:b/>
+          <w:sz w:val="24"/>
+          <w:szCs w:val="24"/>
+        </w:rPr>
+        <w:t>}</w:t>
       </w:r>
     </w:p>
     <w:p>
@@ -157,14 +211,23 @@
           <w:sz w:val="24"/>
           <w:szCs w:val="24"/>
         </w:rPr>
-        <w:t xml:space="preserve">Адрес юридического лица: </w:t>
-      </w:r>
-      <w:r>
-        <w:rPr>
-          <w:sz w:val="24"/>
-          <w:szCs w:val="24"/>
-        </w:rPr>
-        <w:t>{адрес_юр_лица}</w:t>
+        <w:t>Адрес юридического лица: {</w:t>
+      </w:r>
+      <w:proofErr w:type="spellStart"/>
+      <w:r>
+        <w:rPr>
+          <w:sz w:val="24"/>
+          <w:szCs w:val="24"/>
+        </w:rPr>
+        <w:t>адрес_юр_лица</w:t>
+      </w:r>
+      <w:proofErr w:type="spellEnd"/>
+      <w:r>
+        <w:rPr>
+          <w:sz w:val="24"/>
+          <w:szCs w:val="24"/>
+        </w:rPr>
+        <w:t>}</w:t>
       </w:r>
     </w:p>
     <w:p>
@@ -175,6 +238,61 @@
           <w:szCs w:val="24"/>
         </w:rPr>
       </w:pPr>
+      <w:r>
+        <w:rPr>
+          <w:sz w:val="24"/>
+          <w:szCs w:val="24"/>
+        </w:rPr>
+        <w:t>{#почтовый_</w:t>
+      </w:r>
+      <w:proofErr w:type="gramStart"/>
+      <w:r>
+        <w:rPr>
+          <w:sz w:val="24"/>
+          <w:szCs w:val="24"/>
+        </w:rPr>
+        <w:t>адрес}Почтовый</w:t>
+      </w:r>
+      <w:proofErr w:type="gramEnd"/>
+      <w:r>
+        <w:rPr>
+          <w:sz w:val="24"/>
+          <w:szCs w:val="24"/>
+        </w:rPr>
+        <w:t xml:space="preserve"> адрес: {</w:t>
+      </w:r>
+      <w:proofErr w:type="spellStart"/>
+      <w:r>
+        <w:rPr>
+          <w:sz w:val="24"/>
+          <w:szCs w:val="24"/>
+        </w:rPr>
+        <w:t>почтовый_адрес</w:t>
+      </w:r>
+      <w:proofErr w:type="spellEnd"/>
+      <w:r>
+        <w:rPr>
+          <w:sz w:val="24"/>
+          <w:szCs w:val="24"/>
+        </w:rPr>
+        <w:t>}{/</w:t>
+      </w:r>
+      <w:proofErr w:type="spellStart"/>
+      <w:r>
+        <w:rPr>
+          <w:sz w:val="24"/>
+          <w:szCs w:val="24"/>
+        </w:rPr>
+        <w:t>почтовый_адрес</w:t>
+      </w:r>
+      <w:proofErr w:type="spellEnd"/>
+      <w:r>
+        <w:rPr>
+          <w:sz w:val="24"/>
+          <w:szCs w:val="24"/>
+        </w:rPr>
+        <w:t>}</w:t>
+      </w:r>
     </w:p>
     <w:p>
       <w:pPr>
@@ -189,14 +307,23 @@
           <w:sz w:val="24"/>
           <w:szCs w:val="24"/>
         </w:rPr>
-        <w:t xml:space="preserve">ИНН </w:t>
-      </w:r>
-      <w:r>
-        <w:rPr>
-          <w:sz w:val="24"/>
-          <w:szCs w:val="24"/>
-        </w:rPr>
-        <w:t>{инн}</w:t>
+        <w:t>ИНН {</w:t>
+      </w:r>
+      <w:proofErr w:type="spellStart"/>
+      <w:r>
+        <w:rPr>
+          <w:sz w:val="24"/>
+          <w:szCs w:val="24"/>
+        </w:rPr>
+        <w:t>инн</w:t>
+      </w:r>
+      <w:proofErr w:type="spellEnd"/>
+      <w:r>
+        <w:rPr>
+          <w:sz w:val="24"/>
+          <w:szCs w:val="24"/>
+        </w:rPr>
+        <w:t>}</w:t>
       </w:r>
     </w:p>
     <w:p>
@@ -212,14 +339,23 @@
           <w:sz w:val="24"/>
           <w:szCs w:val="24"/>
         </w:rPr>
-        <w:t xml:space="preserve">Адрес электронной почты: </w:t>
-      </w:r>
-      <w:r>
-        <w:rPr>
-          <w:sz w:val="24"/>
-          <w:szCs w:val="24"/>
-        </w:rPr>
-        <w:t>{email_контрагента}</w:t>
+        <w:t>Адрес электронной почты: {</w:t>
+      </w:r>
+      <w:proofErr w:type="spellStart"/>
+      <w:r>
+        <w:rPr>
+          <w:sz w:val="24"/>
+          <w:szCs w:val="24"/>
+        </w:rPr>
+        <w:t>email_контрагента</w:t>
+      </w:r>
+      <w:proofErr w:type="spellEnd"/>
+      <w:r>
+        <w:rPr>
+          <w:sz w:val="24"/>
+          <w:szCs w:val="24"/>
+        </w:rPr>
+        <w:t>}</w:t>
       </w:r>
     </w:p>
     <w:p>
@@ -228,24 +364,39 @@
         <w:rPr>
           <w:sz w:val="24"/>
           <w:szCs w:val="24"/>
-          <w:lang w:val="en-US"/>
-        </w:rPr>
-      </w:pPr>
-      <w:r>
-        <w:rPr>
-          <w:sz w:val="24"/>
-          <w:szCs w:val="24"/>
-        </w:rPr>
-        <w:t xml:space="preserve">Телефон: </w:t>
-      </w:r>
-      <w:r>
-        <w:rPr>
-          <w:sz w:val="24"/>
-          <w:szCs w:val="24"/>
-          <w:lang w:val="en-US"/>
-        </w:rPr>
-        <w:t>{телефон_контрагента}</w:t>
-      </w:r>
+        </w:rPr>
+      </w:pPr>
+      <w:r>
+        <w:rPr>
+          <w:sz w:val="24"/>
+          <w:szCs w:val="24"/>
+        </w:rPr>
+        <w:t>Телефон: {</w:t>
+      </w:r>
+      <w:proofErr w:type="spellStart"/>
+      <w:r>
+        <w:rPr>
+          <w:sz w:val="24"/>
+          <w:szCs w:val="24"/>
+        </w:rPr>
+        <w:t>телефон_контрагента</w:t>
+      </w:r>
+      <w:proofErr w:type="spellEnd"/>
+      <w:r>
+        <w:rPr>
+          <w:sz w:val="24"/>
+          <w:szCs w:val="24"/>
+        </w:rPr>
+        <w:t>}</w:t>
+      </w:r>
+    </w:p>
+    <w:p>
+      <w:pPr>
+        <w:rPr>
+          <w:sz w:val="24"/>
+          <w:szCs w:val="24"/>
+        </w:rPr>
+      </w:pPr>
     </w:p>
     <w:p>
       <w:pPr>
@@ -319,7 +470,23 @@
           <w:sz w:val="24"/>
           <w:szCs w:val="24"/>
         </w:rPr>
-        <w:t>{дата_поставки}</w:t>
+        <w:t>{</w:t>
+      </w:r>
+      <w:proofErr w:type="spellStart"/>
+      <w:r>
+        <w:rPr>
+          <w:sz w:val="24"/>
+          <w:szCs w:val="24"/>
+        </w:rPr>
+        <w:t>дата_поставки</w:t>
+      </w:r>
+      <w:proofErr w:type="spellEnd"/>
+      <w:r>
+        <w:rPr>
+          <w:sz w:val="24"/>
+          <w:szCs w:val="24"/>
+        </w:rPr>
+        <w:t>}</w:t>
       </w:r>
       <w:r>
         <w:rPr>
@@ -333,7 +500,23 @@
           <w:sz w:val="24"/>
           <w:szCs w:val="24"/>
         </w:rPr>
-        <w:t>{наименование_контрагента}</w:t>
+        <w:t>{</w:t>
+      </w:r>
+      <w:proofErr w:type="spellStart"/>
+      <w:r>
+        <w:rPr>
+          <w:sz w:val="24"/>
+          <w:szCs w:val="24"/>
+        </w:rPr>
+        <w:t>наименование_контрагента</w:t>
+      </w:r>
+      <w:proofErr w:type="spellEnd"/>
+      <w:r>
+        <w:rPr>
+          <w:sz w:val="24"/>
+          <w:szCs w:val="24"/>
+        </w:rPr>
+        <w:t>}</w:t>
       </w:r>
       <w:r>
         <w:rPr>
@@ -347,7 +530,39 @@
           <w:sz w:val="24"/>
           <w:szCs w:val="24"/>
         </w:rPr>
-        <w:t>№ {номер_договора} от {дата_договора}</w:t>
+        <w:t>№ {</w:t>
+      </w:r>
+      <w:proofErr w:type="spellStart"/>
+      <w:r>
+        <w:rPr>
+          <w:sz w:val="24"/>
+          <w:szCs w:val="24"/>
+        </w:rPr>
+        <w:t>номер_договора</w:t>
+      </w:r>
+      <w:proofErr w:type="spellEnd"/>
+      <w:r>
+        <w:rPr>
+          <w:sz w:val="24"/>
+          <w:szCs w:val="24"/>
+        </w:rPr>
+        <w:t>} от {</w:t>
+      </w:r>
+      <w:proofErr w:type="spellStart"/>
+      <w:r>
+        <w:rPr>
+          <w:sz w:val="24"/>
+          <w:szCs w:val="24"/>
+        </w:rPr>
+        <w:t>дата_договора</w:t>
+      </w:r>
+      <w:proofErr w:type="spellEnd"/>
+      <w:r>
+        <w:rPr>
+          <w:sz w:val="24"/>
+          <w:szCs w:val="24"/>
+        </w:rPr>
+        <w:t>}</w:t>
       </w:r>
       <w:r>
         <w:rPr>
@@ -361,7 +576,23 @@
           <w:sz w:val="24"/>
           <w:szCs w:val="24"/>
         </w:rPr>
-        <w:t>{количество_поставки}</w:t>
+        <w:t>{</w:t>
+      </w:r>
+      <w:proofErr w:type="spellStart"/>
+      <w:r>
+        <w:rPr>
+          <w:sz w:val="24"/>
+          <w:szCs w:val="24"/>
+        </w:rPr>
+        <w:t>количество_поставки</w:t>
+      </w:r>
+      <w:proofErr w:type="spellEnd"/>
+      <w:r>
+        <w:rPr>
+          <w:sz w:val="24"/>
+          <w:szCs w:val="24"/>
+        </w:rPr>
+        <w:t>}</w:t>
       </w:r>
       <w:r>
         <w:rPr>
@@ -375,7 +606,23 @@
           <w:sz w:val="24"/>
           <w:szCs w:val="24"/>
         </w:rPr>
-        <w:t>{единица_измерения}</w:t>
+        <w:t>{</w:t>
+      </w:r>
+      <w:proofErr w:type="spellStart"/>
+      <w:r>
+        <w:rPr>
+          <w:sz w:val="24"/>
+          <w:szCs w:val="24"/>
+        </w:rPr>
+        <w:t>единица_измерения</w:t>
+      </w:r>
+      <w:proofErr w:type="spellEnd"/>
+      <w:r>
+        <w:rPr>
+          <w:sz w:val="24"/>
+          <w:szCs w:val="24"/>
+        </w:rPr>
+        <w:t>}</w:t>
       </w:r>
       <w:r>
         <w:rPr>
@@ -389,7 +636,23 @@
           <w:sz w:val="24"/>
           <w:szCs w:val="24"/>
         </w:rPr>
-        <w:t>{база_формат}</w:t>
+        <w:t>{</w:t>
+      </w:r>
+      <w:proofErr w:type="spellStart"/>
+      <w:r>
+        <w:rPr>
+          <w:sz w:val="24"/>
+          <w:szCs w:val="24"/>
+        </w:rPr>
+        <w:t>база_формат</w:t>
+      </w:r>
+      <w:proofErr w:type="spellEnd"/>
+      <w:r>
+        <w:rPr>
+          <w:sz w:val="24"/>
+          <w:szCs w:val="24"/>
+        </w:rPr>
+        <w:t>}</w:t>
       </w:r>
       <w:r>
         <w:rPr>
@@ -403,7 +666,23 @@
           <w:sz w:val="24"/>
           <w:szCs w:val="24"/>
         </w:rPr>
-        <w:t>{номер_дата_акта_отв_хранения}</w:t>
+        <w:t>{</w:t>
+      </w:r>
+      <w:proofErr w:type="spellStart"/>
+      <w:r>
+        <w:rPr>
+          <w:sz w:val="24"/>
+          <w:szCs w:val="24"/>
+        </w:rPr>
+        <w:t>номер_дата_акта_отв_хранения</w:t>
+      </w:r>
+      <w:proofErr w:type="spellEnd"/>
+      <w:r>
+        <w:rPr>
+          <w:sz w:val="24"/>
+          <w:szCs w:val="24"/>
+        </w:rPr>
+        <w:t>}</w:t>
       </w:r>
       <w:r>
         <w:rPr>
@@ -417,21 +696,69 @@
           <w:sz w:val="24"/>
           <w:szCs w:val="24"/>
         </w:rPr>
-        <w:t>{дата_акта_отв_хранения}</w:t>
-      </w:r>
-      <w:r>
-        <w:rPr>
-          <w:sz w:val="24"/>
-          <w:szCs w:val="24"/>
-        </w:rPr>
-        <w:t xml:space="preserve">, {/номер_дата_акта_отв_хранения}документ о приемке </w:t>
-      </w:r>
-      <w:r>
-        <w:rPr>
-          <w:sz w:val="24"/>
-          <w:szCs w:val="24"/>
-        </w:rPr>
-        <w:t>{номер_дата_документа_приемки}</w:t>
+        <w:t>{</w:t>
+      </w:r>
+      <w:proofErr w:type="spellStart"/>
+      <w:r>
+        <w:rPr>
+          <w:sz w:val="24"/>
+          <w:szCs w:val="24"/>
+        </w:rPr>
+        <w:t>дата_акта_отв_хранения</w:t>
+      </w:r>
+      <w:proofErr w:type="spellEnd"/>
+      <w:r>
+        <w:rPr>
+          <w:sz w:val="24"/>
+          <w:szCs w:val="24"/>
+        </w:rPr>
+        <w:t>}</w:t>
+      </w:r>
+      <w:r>
+        <w:rPr>
+          <w:sz w:val="24"/>
+          <w:szCs w:val="24"/>
+        </w:rPr>
+        <w:t>, {/</w:t>
+      </w:r>
+      <w:proofErr w:type="spellStart"/>
+      <w:r>
+        <w:rPr>
+          <w:sz w:val="24"/>
+          <w:szCs w:val="24"/>
+        </w:rPr>
+        <w:t>номер_дата_акта_отв_хранения</w:t>
+      </w:r>
+      <w:proofErr w:type="spellEnd"/>
+      <w:r>
+        <w:rPr>
+          <w:sz w:val="24"/>
+          <w:szCs w:val="24"/>
+        </w:rPr>
+        <w:t xml:space="preserve">}документ о приемке </w:t>
+      </w:r>
+      <w:r>
+        <w:rPr>
+          <w:sz w:val="24"/>
+          <w:szCs w:val="24"/>
+        </w:rPr>
+        <w:t>{</w:t>
+      </w:r>
+      <w:proofErr w:type="spellStart"/>
+      <w:r>
+        <w:rPr>
+          <w:sz w:val="24"/>
+          <w:szCs w:val="24"/>
+        </w:rPr>
+        <w:t>номер_дата_документа_приемки</w:t>
+      </w:r>
+      <w:proofErr w:type="spellEnd"/>
+      <w:r>
+        <w:rPr>
+          <w:sz w:val="24"/>
+          <w:szCs w:val="24"/>
+        </w:rPr>
+        <w:t>}</w:t>
       </w:r>
       <w:r>
         <w:rPr>
@@ -445,7 +772,23 @@
           <w:sz w:val="24"/>
           <w:szCs w:val="24"/>
         </w:rPr>
-        <w:t>{дата_документа_приемки}</w:t>
+        <w:t>{</w:t>
+      </w:r>
+      <w:proofErr w:type="spellStart"/>
+      <w:r>
+        <w:rPr>
+          <w:sz w:val="24"/>
+          <w:szCs w:val="24"/>
+        </w:rPr>
+        <w:t>дата_документа_приемки</w:t>
+      </w:r>
+      <w:proofErr w:type="spellEnd"/>
+      <w:r>
+        <w:rPr>
+          <w:sz w:val="24"/>
+          <w:szCs w:val="24"/>
+        </w:rPr>
+        <w:t>}</w:t>
       </w:r>
       <w:r>
         <w:rPr>
@@ -481,7 +824,23 @@
           <w:sz w:val="24"/>
           <w:szCs w:val="24"/>
         </w:rPr>
-        <w:t>{срок_поставки_истек}</w:t>
+        <w:t>{</w:t>
+      </w:r>
+      <w:proofErr w:type="spellStart"/>
+      <w:r>
+        <w:rPr>
+          <w:sz w:val="24"/>
+          <w:szCs w:val="24"/>
+        </w:rPr>
+        <w:t>срок_поставки_истек</w:t>
+      </w:r>
+      <w:proofErr w:type="spellEnd"/>
+      <w:r>
+        <w:rPr>
+          <w:sz w:val="24"/>
+          <w:szCs w:val="24"/>
+        </w:rPr>
+        <w:t>}</w:t>
       </w:r>
       <w:r>
         <w:rPr>
@@ -495,7 +854,23 @@
           <w:sz w:val="24"/>
           <w:szCs w:val="24"/>
         </w:rPr>
-        <w:t>{пункт_контракта_срок}</w:t>
+        <w:t>{</w:t>
+      </w:r>
+      <w:proofErr w:type="spellStart"/>
+      <w:r>
+        <w:rPr>
+          <w:sz w:val="24"/>
+          <w:szCs w:val="24"/>
+        </w:rPr>
+        <w:t>пункт_контракта_срок</w:t>
+      </w:r>
+      <w:proofErr w:type="spellEnd"/>
+      <w:r>
+        <w:rPr>
+          <w:sz w:val="24"/>
+          <w:szCs w:val="24"/>
+        </w:rPr>
+        <w:t>}</w:t>
       </w:r>
       <w:r>
         <w:rPr>
@@ -588,7 +963,23 @@
           <w:sz w:val="24"/>
           <w:szCs w:val="24"/>
         </w:rPr>
-        <w:t>{единица_измерения}</w:t>
+        <w:t>{</w:t>
+      </w:r>
+      <w:proofErr w:type="spellStart"/>
+      <w:r>
+        <w:rPr>
+          <w:sz w:val="24"/>
+          <w:szCs w:val="24"/>
+        </w:rPr>
+        <w:t>единица_измерения</w:t>
+      </w:r>
+      <w:proofErr w:type="spellEnd"/>
+      <w:r>
+        <w:rPr>
+          <w:sz w:val="24"/>
+          <w:szCs w:val="24"/>
+        </w:rPr>
+        <w:t>}</w:t>
       </w:r>
       <w:r>
         <w:rPr>
@@ -666,7 +1057,23 @@
           <w:sz w:val="24"/>
           <w:szCs w:val="24"/>
         </w:rPr>
-        <w:t>{единица_измерения}</w:t>
+        <w:t>{</w:t>
+      </w:r>
+      <w:proofErr w:type="spellStart"/>
+      <w:r>
+        <w:rPr>
+          <w:sz w:val="24"/>
+          <w:szCs w:val="24"/>
+        </w:rPr>
+        <w:t>единица_измерения</w:t>
+      </w:r>
+      <w:proofErr w:type="spellEnd"/>
+      <w:r>
+        <w:rPr>
+          <w:sz w:val="24"/>
+          <w:szCs w:val="24"/>
+        </w:rPr>
+        <w:t>}</w:t>
       </w:r>
       <w:r>
         <w:rPr>
@@ -730,7 +1137,23 @@
           <w:sz w:val="24"/>
           <w:szCs w:val="23"/>
         </w:rPr>
-        <w:t>{пункт_контракта_неустойка}</w:t>
+        <w:t>{</w:t>
+      </w:r>
+      <w:proofErr w:type="spellStart"/>
+      <w:r>
+        <w:rPr>
+          <w:sz w:val="24"/>
+          <w:szCs w:val="23"/>
+        </w:rPr>
+        <w:t>пункт_контракта_неустойка</w:t>
+      </w:r>
+      <w:proofErr w:type="spellEnd"/>
+      <w:r>
+        <w:rPr>
+          <w:sz w:val="24"/>
+          <w:szCs w:val="23"/>
+        </w:rPr>
+        <w:t>}</w:t>
       </w:r>
       <w:r>
         <w:rPr>
@@ -806,7 +1229,25 @@
                 <w:szCs w:val="23"/>
                 <w:lang w:val="en-US"/>
               </w:rPr>
-              <w:t>{цена_формат}</w:t>
+              <w:t>{</w:t>
+            </w:r>
+            <w:proofErr w:type="spellStart"/>
+            <w:r>
+              <w:rPr>
+                <w:sz w:val="23"/>
+                <w:szCs w:val="23"/>
+                <w:lang w:val="en-US"/>
+              </w:rPr>
+              <w:t>цена_формат</w:t>
+            </w:r>
+            <w:proofErr w:type="spellEnd"/>
+            <w:r>
+              <w:rPr>
+                <w:sz w:val="23"/>
+                <w:szCs w:val="23"/>
+                <w:lang w:val="en-US"/>
+              </w:rPr>
+              <w:t>}</w:t>
             </w:r>
             <w:r>
               <w:rPr>
@@ -864,7 +1305,16 @@
                 <w:szCs w:val="23"/>
                 <w:lang w:val="en-US"/>
               </w:rPr>
-              <w:t>{поставка1_формат}</w:t>
+              <w:t>{поставка1_</w:t>
+            </w:r>
+            <w:proofErr w:type="gramStart"/>
+            <w:r>
+              <w:rPr>
+                <w:sz w:val="23"/>
+                <w:szCs w:val="23"/>
+                <w:lang w:val="en-US"/>
+              </w:rPr>
+              <w:t>формат}</w:t>
             </w:r>
             <w:r>
               <w:rPr>
@@ -873,6 +1323,7 @@
               </w:rPr>
               <w:t>+</w:t>
             </w:r>
+            <w:proofErr w:type="gramEnd"/>
             <w:r>
               <w:rPr>
                 <w:sz w:val="23"/>
@@ -887,6 +1338,13 @@
                 <w:szCs w:val="23"/>
               </w:rPr>
               <w:t xml:space="preserve">)) </w:t>
+            </w:r>
+            <w:r>
+              <w:rPr>
+                <w:sz w:val="23"/>
+                <w:szCs w:val="23"/>
+              </w:rPr>
+              <w:t>*</w:t>
             </w:r>
           </w:p>
         </w:tc>
@@ -938,14 +1396,49 @@
                 <w:szCs w:val="23"/>
                 <w:lang w:val="en-US"/>
               </w:rPr>
-              <w:t>{ставка_формат}</w:t>
+              <w:t>{</w:t>
+            </w:r>
+            <w:proofErr w:type="spellStart"/>
+            <w:r>
+              <w:rPr>
+                <w:sz w:val="23"/>
+                <w:szCs w:val="23"/>
+                <w:lang w:val="en-US"/>
+              </w:rPr>
+              <w:t>ставка_</w:t>
+            </w:r>
+            <w:proofErr w:type="gramStart"/>
+            <w:r>
+              <w:rPr>
+                <w:sz w:val="23"/>
+                <w:szCs w:val="23"/>
+                <w:lang w:val="en-US"/>
+              </w:rPr>
+              <w:t>формат</w:t>
+            </w:r>
+            <w:proofErr w:type="spellEnd"/>
+            <w:r>
+              <w:rPr>
+                <w:sz w:val="23"/>
+                <w:szCs w:val="23"/>
+                <w:lang w:val="en-US"/>
+              </w:rPr>
+              <w:t>}</w:t>
             </w:r>
             <w:r>
               <w:rPr>
                 <w:sz w:val="23"/>
                 <w:szCs w:val="23"/>
               </w:rPr>
-              <w:t xml:space="preserve">%) </w:t>
+              <w:t>%</w:t>
+            </w:r>
+            <w:proofErr w:type="gramEnd"/>
+            <w:r>
+              <w:rPr>
+                <w:sz w:val="23"/>
+                <w:szCs w:val="23"/>
+              </w:rPr>
+              <w:t xml:space="preserve">) </w:t>
             </w:r>
           </w:p>
         </w:tc>
@@ -988,7 +1481,25 @@
                 <w:szCs w:val="23"/>
                 <w:lang w:val="en-US"/>
               </w:rPr>
-              <w:t>{дней_просрочки}</w:t>
+              <w:t>{</w:t>
+            </w:r>
+            <w:proofErr w:type="spellStart"/>
+            <w:r>
+              <w:rPr>
+                <w:sz w:val="23"/>
+                <w:szCs w:val="23"/>
+                <w:lang w:val="en-US"/>
+              </w:rPr>
+              <w:t>дней_просрочки</w:t>
+            </w:r>
+            <w:proofErr w:type="spellEnd"/>
+            <w:r>
+              <w:rPr>
+                <w:sz w:val="23"/>
+                <w:szCs w:val="23"/>
+                <w:lang w:val="en-US"/>
+              </w:rPr>
+              <w:t>}</w:t>
             </w:r>
             <w:r>
               <w:rPr>
@@ -1038,7 +1549,25 @@
                 <w:szCs w:val="23"/>
                 <w:lang w:val="en-US"/>
               </w:rPr>
-              <w:t>{сумма_пени}</w:t>
+              <w:t>{</w:t>
+            </w:r>
+            <w:proofErr w:type="spellStart"/>
+            <w:r>
+              <w:rPr>
+                <w:sz w:val="23"/>
+                <w:szCs w:val="23"/>
+                <w:lang w:val="en-US"/>
+              </w:rPr>
+              <w:t>сумма_пени</w:t>
+            </w:r>
+            <w:proofErr w:type="spellEnd"/>
+            <w:r>
+              <w:rPr>
+                <w:sz w:val="23"/>
+                <w:szCs w:val="23"/>
+                <w:lang w:val="en-US"/>
+              </w:rPr>
+              <w:t>}</w:t>
             </w:r>
             <w:r>
               <w:rPr>
@@ -1086,15 +1615,30 @@
         <w:rPr>
           <w:sz w:val="18"/>
           <w:szCs w:val="18"/>
-          <w:lang w:val="en-US"/>
-        </w:rPr>
-        <w:t>{цена_формат}</w:t>
-      </w:r>
+        </w:rPr>
+        <w:t>{</w:t>
+      </w:r>
+      <w:proofErr w:type="spellStart"/>
       <w:r>
         <w:rPr>
           <w:sz w:val="18"/>
           <w:szCs w:val="18"/>
         </w:rPr>
+        <w:t>цена_формат</w:t>
+      </w:r>
+      <w:proofErr w:type="spellEnd"/>
+      <w:r>
+        <w:rPr>
+          <w:sz w:val="18"/>
+          <w:szCs w:val="18"/>
+        </w:rPr>
+        <w:t>}</w:t>
+      </w:r>
+      <w:r>
+        <w:rPr>
+          <w:sz w:val="18"/>
+          <w:szCs w:val="18"/>
+        </w:rPr>
         <w:t xml:space="preserve"> руб.; </w:t>
       </w:r>
     </w:p>
@@ -1111,34 +1655,59 @@
           <w:sz w:val="18"/>
           <w:szCs w:val="18"/>
         </w:rPr>
-        <w:t>Стоимость фактич. исполненного обязательства – (</w:t>
-      </w:r>
+        <w:t xml:space="preserve">Стоимость </w:t>
+      </w:r>
+      <w:proofErr w:type="spellStart"/>
       <w:r>
         <w:rPr>
           <w:sz w:val="18"/>
           <w:szCs w:val="18"/>
         </w:rPr>
-        <w:t>{поставка1_формат}</w:t>
-      </w:r>
+        <w:t>фактич</w:t>
+      </w:r>
+      <w:proofErr w:type="spellEnd"/>
       <w:r>
         <w:rPr>
           <w:sz w:val="18"/>
           <w:szCs w:val="18"/>
         </w:rPr>
-        <w:t>+</w:t>
+        <w:t>. исполненного обязательства – (</w:t>
       </w:r>
       <w:r>
         <w:rPr>
           <w:sz w:val="18"/>
           <w:szCs w:val="18"/>
         </w:rPr>
-        <w:t>{поставка2_формат}</w:t>
-      </w:r>
+        <w:t>{поставка1_</w:t>
+      </w:r>
+      <w:proofErr w:type="gramStart"/>
       <w:r>
         <w:rPr>
           <w:sz w:val="18"/>
           <w:szCs w:val="18"/>
         </w:rPr>
+        <w:t>формат}</w:t>
+      </w:r>
+      <w:r>
+        <w:rPr>
+          <w:sz w:val="18"/>
+          <w:szCs w:val="18"/>
+        </w:rPr>
+        <w:t>+</w:t>
+      </w:r>
+      <w:proofErr w:type="gramEnd"/>
+      <w:r>
+        <w:rPr>
+          <w:sz w:val="18"/>
+          <w:szCs w:val="18"/>
+        </w:rPr>
+        <w:t>{поставка2_формат}</w:t>
+      </w:r>
+      <w:r>
+        <w:rPr>
+          <w:sz w:val="18"/>
+          <w:szCs w:val="18"/>
+        </w:rPr>
         <w:t xml:space="preserve">) руб.; </w:t>
       </w:r>
     </w:p>
@@ -1162,14 +1731,46 @@
           <w:sz w:val="18"/>
           <w:szCs w:val="18"/>
         </w:rPr>
-        <w:t>{ставка_формат}</w:t>
-      </w:r>
+        <w:t>{</w:t>
+      </w:r>
+      <w:proofErr w:type="spellStart"/>
       <w:r>
         <w:rPr>
           <w:sz w:val="18"/>
           <w:szCs w:val="18"/>
         </w:rPr>
-        <w:t xml:space="preserve">%); </w:t>
+        <w:t>ставка_</w:t>
+      </w:r>
+      <w:proofErr w:type="gramStart"/>
+      <w:r>
+        <w:rPr>
+          <w:sz w:val="18"/>
+          <w:szCs w:val="18"/>
+        </w:rPr>
+        <w:t>формат</w:t>
+      </w:r>
+      <w:proofErr w:type="spellEnd"/>
+      <w:r>
+        <w:rPr>
+          <w:sz w:val="18"/>
+          <w:szCs w:val="18"/>
+        </w:rPr>
+        <w:t>}</w:t>
+      </w:r>
+      <w:r>
+        <w:rPr>
+          <w:sz w:val="18"/>
+          <w:szCs w:val="18"/>
+        </w:rPr>
+        <w:t>%</w:t>
+      </w:r>
+      <w:proofErr w:type="gramEnd"/>
+      <w:r>
+        <w:rPr>
+          <w:sz w:val="18"/>
+          <w:szCs w:val="18"/>
+        </w:rPr>
+        <w:t xml:space="preserve">); </w:t>
       </w:r>
     </w:p>
     <w:p>
@@ -1192,7 +1793,23 @@
           <w:sz w:val="18"/>
           <w:szCs w:val="18"/>
         </w:rPr>
-        <w:t>{дней_просрочки}</w:t>
+        <w:t>{</w:t>
+      </w:r>
+      <w:proofErr w:type="spellStart"/>
+      <w:r>
+        <w:rPr>
+          <w:sz w:val="18"/>
+          <w:szCs w:val="18"/>
+        </w:rPr>
+        <w:t>дней_просрочки</w:t>
+      </w:r>
+      <w:proofErr w:type="spellEnd"/>
+      <w:r>
+        <w:rPr>
+          <w:sz w:val="18"/>
+          <w:szCs w:val="18"/>
+        </w:rPr>
+        <w:t>}</w:t>
       </w:r>
       <w:r>
         <w:rPr>
@@ -1227,7 +1844,23 @@
           <w:sz w:val="18"/>
           <w:szCs w:val="18"/>
         </w:rPr>
-        <w:t>{сумма_пени}</w:t>
+        <w:t>{</w:t>
+      </w:r>
+      <w:proofErr w:type="spellStart"/>
+      <w:r>
+        <w:rPr>
+          <w:sz w:val="18"/>
+          <w:szCs w:val="18"/>
+        </w:rPr>
+        <w:t>сумма_пени</w:t>
+      </w:r>
+      <w:proofErr w:type="spellEnd"/>
+      <w:r>
+        <w:rPr>
+          <w:sz w:val="18"/>
+          <w:szCs w:val="18"/>
+        </w:rPr>
+        <w:t>}</w:t>
       </w:r>
       <w:r>
         <w:rPr>
@@ -1350,7 +1983,27 @@
           <w:szCs w:val="23"/>
           <w:u w:val="single"/>
         </w:rPr>
-        <w:t>{сумма_пени_руб}</w:t>
+        <w:t>{</w:t>
+      </w:r>
+      <w:proofErr w:type="spellStart"/>
+      <w:r>
+        <w:rPr>
+          <w:b/>
+          <w:sz w:val="24"/>
+          <w:szCs w:val="23"/>
+          <w:u w:val="single"/>
+        </w:rPr>
+        <w:t>сумма_пени_руб</w:t>
+      </w:r>
+      <w:proofErr w:type="spellEnd"/>
+      <w:r>
+        <w:rPr>
+          <w:b/>
+          <w:sz w:val="24"/>
+          <w:szCs w:val="23"/>
+          <w:u w:val="single"/>
+        </w:rPr>
+        <w:t>}</w:t>
       </w:r>
       <w:r>
         <w:rPr>
@@ -1370,8 +2023,9 @@
           <w:szCs w:val="23"/>
           <w:u w:val="single"/>
         </w:rPr>
-        <w:t>{сумма_пени_коп}</w:t>
-      </w:r>
+        <w:t>{</w:t>
+      </w:r>
+      <w:proofErr w:type="spellStart"/>
       <w:r>
         <w:rPr>
           <w:b/>
@@ -1380,8 +2034,9 @@
           <w:szCs w:val="23"/>
           <w:u w:val="single"/>
         </w:rPr>
-        <w:t xml:space="preserve"> коп. (</w:t>
-      </w:r>
+        <w:t>сумма_пени_коп</w:t>
+      </w:r>
+      <w:proofErr w:type="spellEnd"/>
       <w:r>
         <w:rPr>
           <w:b/>
@@ -1390,7 +2045,7 @@
           <w:szCs w:val="23"/>
           <w:u w:val="single"/>
         </w:rPr>
-        <w:t>{сумма_пени_прописью}</w:t>
+        <w:t>}</w:t>
       </w:r>
       <w:r>
         <w:rPr>
@@ -1400,7 +2055,7 @@
           <w:szCs w:val="23"/>
           <w:u w:val="single"/>
         </w:rPr>
-        <w:t xml:space="preserve"> рублей </w:t>
+        <w:t xml:space="preserve"> коп. (</w:t>
       </w:r>
       <w:r>
         <w:rPr>
@@ -1410,8 +2065,9 @@
           <w:szCs w:val="23"/>
           <w:u w:val="single"/>
         </w:rPr>
-        <w:t>{сумма_пени_коп}</w:t>
-      </w:r>
+        <w:t>{</w:t>
+      </w:r>
+      <w:proofErr w:type="spellStart"/>
       <w:r>
         <w:rPr>
           <w:b/>
@@ -1420,7 +2076,70 @@
           <w:szCs w:val="23"/>
           <w:u w:val="single"/>
         </w:rPr>
-        <w:t xml:space="preserve"> копеек)</w:t>
+        <w:t>сумма_пени_прописью</w:t>
+      </w:r>
+      <w:proofErr w:type="spellEnd"/>
+      <w:r>
+        <w:rPr>
+          <w:b/>
+          <w:bCs/>
+          <w:sz w:val="23"/>
+          <w:szCs w:val="23"/>
+          <w:u w:val="single"/>
+        </w:rPr>
+        <w:t>}</w:t>
+      </w:r>
+      <w:r>
+        <w:rPr>
+          <w:b/>
+          <w:bCs/>
+          <w:sz w:val="23"/>
+          <w:szCs w:val="23"/>
+          <w:u w:val="single"/>
+        </w:rPr>
+        <w:t xml:space="preserve"> </w:t>
+      </w:r>
+      <w:r>
+        <w:rPr>
+          <w:b/>
+          <w:bCs/>
+          <w:sz w:val="23"/>
+          <w:szCs w:val="23"/>
+          <w:u w:val="single"/>
+        </w:rPr>
+        <w:t>{</w:t>
+      </w:r>
+      <w:proofErr w:type="spellStart"/>
+      <w:r>
+        <w:rPr>
+          <w:b/>
+          <w:bCs/>
+          <w:sz w:val="23"/>
+          <w:szCs w:val="23"/>
+          <w:u w:val="single"/>
+        </w:rPr>
+        <w:t>сумма_пени_коп</w:t>
+      </w:r>
+      <w:proofErr w:type="spellEnd"/>
+      <w:r>
+        <w:rPr>
+          <w:b/>
+          <w:bCs/>
+          <w:sz w:val="23"/>
+          <w:szCs w:val="23"/>
+          <w:u w:val="single"/>
+        </w:rPr>
+        <w:t>}</w:t>
+      </w:r>
+      <w:r>
+        <w:rPr>
+          <w:b/>
+          <w:bCs/>
+          <w:sz w:val="23"/>
+          <w:szCs w:val="23"/>
+          <w:u w:val="single"/>
+        </w:rPr>
+        <w:t>)</w:t>
       </w:r>
       <w:r>
         <w:rPr>
@@ -1476,7 +2195,23 @@
           <w:sz w:val="24"/>
           <w:szCs w:val="23"/>
         </w:rPr>
-        <w:t xml:space="preserve">{^обеспечение_нг}или удержать сумму не исполненных Поставщиком в установленный контрактом срок требований Заказчика об уплате неустоек из обеспечения исполнения контракта (договора){/обеспечение_нг}{#обеспечение_нг}или предъявить требование об уплате денежной суммы по независимой гарантии в размере не </w:t>
+        <w:t>{^</w:t>
+      </w:r>
+      <w:proofErr w:type="spellStart"/>
+      <w:r>
+        <w:rPr>
+          <w:sz w:val="24"/>
+          <w:szCs w:val="23"/>
+        </w:rPr>
+        <w:t>обеспечение_нг</w:t>
+      </w:r>
+      <w:proofErr w:type="spellEnd"/>
+      <w:r>
+        <w:rPr>
+          <w:sz w:val="24"/>
+          <w:szCs w:val="23"/>
+        </w:rPr>
+        <w:t xml:space="preserve">}или удержать сумму не исполненных Поставщиком в установленный контрактом срок требований Заказчика об уплате неустоек из </w:t>
       </w:r>
       <w:r>
         <w:rPr>
@@ -1484,7 +2219,39 @@
           <w:szCs w:val="23"/>
         </w:rPr>
         <w:lastRenderedPageBreak/>
-        <w:t>исполненных Поставщиком в установленный контрактом срок требований Заказчика об уплате неустоек{/обеспечение_нг}.</w:t>
+        <w:t>обеспечения исполнения контракта (договора){/</w:t>
+      </w:r>
+      <w:proofErr w:type="spellStart"/>
+      <w:r>
+        <w:rPr>
+          <w:sz w:val="24"/>
+          <w:szCs w:val="23"/>
+        </w:rPr>
+        <w:t>обеспечение_нг</w:t>
+      </w:r>
+      <w:proofErr w:type="spellEnd"/>
+      <w:r>
+        <w:rPr>
+          <w:sz w:val="24"/>
+          <w:szCs w:val="23"/>
+        </w:rPr>
+        <w:t>}{#обеспечение_нг}или предъявить требование об уплате денежной суммы по независимой гарантии в размере не исполненных Поставщиком в установленный контрактом срок требований Заказчика об уплате неустоек{/</w:t>
+      </w:r>
+      <w:proofErr w:type="spellStart"/>
+      <w:r>
+        <w:rPr>
+          <w:sz w:val="24"/>
+          <w:szCs w:val="23"/>
+        </w:rPr>
+        <w:t>обеспечение_нг</w:t>
+      </w:r>
+      <w:proofErr w:type="spellEnd"/>
+      <w:r>
+        <w:rPr>
+          <w:sz w:val="24"/>
+          <w:szCs w:val="23"/>
+        </w:rPr>
+        <w:t>}.</w:t>
       </w:r>
       <w:r>
         <w:rPr>
@@ -1654,7 +2421,27 @@
           <w:szCs w:val="16"/>
           <w:lang w:val="en-US"/>
         </w:rPr>
-        <w:t>{фио_исполнителя}</w:t>
+        <w:t>{</w:t>
+      </w:r>
+      <w:proofErr w:type="spellStart"/>
+      <w:r>
+        <w:rPr>
+          <w:i/>
+          <w:sz w:val="16"/>
+          <w:szCs w:val="16"/>
+          <w:lang w:val="en-US"/>
+        </w:rPr>
+        <w:t>фио_исполнителя</w:t>
+      </w:r>
+      <w:proofErr w:type="spellEnd"/>
+      <w:r>
+        <w:rPr>
+          <w:i/>
+          <w:sz w:val="16"/>
+          <w:szCs w:val="16"/>
+          <w:lang w:val="en-US"/>
+        </w:rPr>
+        <w:t>}</w:t>
       </w:r>
       <w:r>
         <w:rPr>
@@ -1768,7 +2555,23 @@
         <w:sz w:val="18"/>
         <w:lang w:val="en-US"/>
       </w:rPr>
-      <w:t>34 Dvortsovaya nab., St. Petersburg 190000, Russia</w:t>
+      <w:t xml:space="preserve">34 </w:t>
+    </w:r>
+    <w:proofErr w:type="spellStart"/>
+    <w:r>
+      <w:rPr>
+        <w:sz w:val="18"/>
+        <w:lang w:val="en-US"/>
+      </w:rPr>
+      <w:t>Dvortsovaya</w:t>
+    </w:r>
+    <w:proofErr w:type="spellEnd"/>
+    <w:r>
+      <w:rPr>
+        <w:sz w:val="18"/>
+        <w:lang w:val="en-US"/>
+      </w:rPr>
+      <w:t xml:space="preserve"> nab., St. Petersburg 190000, Russia</w:t>
     </w:r>
   </w:p>
   <w:p>
@@ -1777,6 +2580,7 @@
       <w:jc w:val="center"/>
       <w:rPr>
         <w:sz w:val="18"/>
+        <w:lang w:val="en-US"/>
       </w:rPr>
     </w:pPr>
     <w:r>
@@ -1802,6 +2606,7 @@
     <w:r>
       <w:rPr>
         <w:sz w:val="18"/>
+        <w:lang w:val="en-US"/>
       </w:rPr>
       <w:t>340</w:t>
     </w:r>
@@ -1815,6 +2620,7 @@
     <w:r>
       <w:rPr>
         <w:sz w:val="18"/>
+        <w:lang w:val="en-US"/>
       </w:rPr>
       <w:t>09</w:t>
     </w:r>
@@ -1835,6 +2641,7 @@
     <w:r>
       <w:rPr>
         <w:sz w:val="18"/>
+        <w:lang w:val="en-US"/>
       </w:rPr>
       <w:t>8</w:t>
     </w:r>

--- a/templates/pretenzii/44_аук_2част_пост_претензия.docx
+++ b/templates/pretenzii/44_аук_2част_пост_претензия.docx
@@ -2118,7 +2118,7 @@
           <w:szCs w:val="23"/>
           <w:u w:val="single"/>
         </w:rPr>
-        <w:t>сумма_пени_коп</w:t>
+        <w:t>сумма_пени_коп_прописью</w:t>
       </w:r>
       <w:proofErr w:type="spellEnd"/>
       <w:r>
